--- a/BitManipulation/bit_psttern RECAP.docx
+++ b/BitManipulation/bit_psttern RECAP.docx
@@ -4,21 +4,13 @@
   <w:body>
     <w:p>
       <w:r>
-        <w:t xml:space="preserve">Every element appears twice except </w:t>
-      </w:r>
-      <w:proofErr w:type="gramStart"/>
-      <w:r>
-        <w:t>one</w:t>
+        <w:t>Every element appears twice except one</w:t>
       </w:r>
       <w:r>
         <w:t xml:space="preserve"> :</w:t>
       </w:r>
-      <w:proofErr w:type="gramEnd"/>
-      <w:r>
-        <w:t xml:space="preserve"> </w:t>
-      </w:r>
-      <w:r>
-        <w:t>XOR cancellation</w:t>
+      <w:r>
+        <w:t xml:space="preserve"> XOR cancellation</w:t>
       </w:r>
     </w:p>
     <w:p>
@@ -29,10 +21,7 @@
         <w:t>:</w:t>
       </w:r>
       <w:r>
-        <w:t xml:space="preserve"> </w:t>
-      </w:r>
-      <w:r>
-        <w:t>Bit counting</w:t>
+        <w:t xml:space="preserve"> Bit counting</w:t>
       </w:r>
     </w:p>
     <w:p>
@@ -40,37 +29,133 @@
         <w:t>XOR of subarray</w:t>
       </w:r>
       <w:r>
-        <w:t xml:space="preserve">  </w:t>
-      </w:r>
-      <w:proofErr w:type="gramStart"/>
-      <w:r>
-        <w:t xml:space="preserve">  :</w:t>
-      </w:r>
-      <w:proofErr w:type="gramEnd"/>
-      <w:r>
-        <w:t xml:space="preserve"> </w:t>
-      </w:r>
-      <w:r>
-        <w:t>Prefix XOR</w:t>
-      </w:r>
-    </w:p>
-    <w:p>
-      <w:r>
-        <w:t xml:space="preserve">AND of all numbers from L to </w:t>
-      </w:r>
-      <w:proofErr w:type="gramStart"/>
-      <w:r>
-        <w:t>R</w:t>
+        <w:t xml:space="preserve">    :</w:t>
+      </w:r>
+      <w:r>
+        <w:t xml:space="preserve"> Prefix XOR</w:t>
+      </w:r>
+    </w:p>
+    <w:p>
+      <w:r>
+        <w:t>AND of all numbers from L to R</w:t>
       </w:r>
       <w:r>
         <w:t xml:space="preserve"> :</w:t>
       </w:r>
-      <w:proofErr w:type="gramEnd"/>
-      <w:r>
-        <w:t xml:space="preserve"> </w:t>
-      </w:r>
-      <w:r>
-        <w:t>Common binary prefix</w:t>
+      <w:r>
+        <w:t xml:space="preserve"> Common binary prefix</w:t>
+      </w:r>
+    </w:p>
+    <w:p>
+      <w:r>
+        <w:t>1. Character Mask</w:t>
+      </w:r>
+    </w:p>
+    <w:p>
+      <w:r>
+        <w:t>mask |= (1 &lt;&lt; index)</w:t>
+      </w:r>
+    </w:p>
+    <w:p/>
+    <w:p>
+      <w:r>
+        <w:t>2. Conflict / Disjoint</w:t>
+      </w:r>
+    </w:p>
+    <w:p>
+      <w:r>
+        <w:t>(mask1 &amp; mask2) == 0</w:t>
+      </w:r>
+    </w:p>
+    <w:p/>
+    <w:p>
+      <w:r>
+        <w:t>3. Subset Check</w:t>
+      </w:r>
+    </w:p>
+    <w:p>
+      <w:r>
+        <w:t>(mask1 &amp; mask2) == mask1</w:t>
+      </w:r>
+    </w:p>
+    <w:p/>
+    <w:p>
+      <w:r>
+        <w:t>4. Merge</w:t>
+      </w:r>
+    </w:p>
+    <w:p>
+      <w:r>
+        <w:t xml:space="preserve">mask |= </w:t>
+      </w:r>
+      <w:proofErr w:type="spellStart"/>
+      <w:r>
+        <w:t>otherMask</w:t>
+      </w:r>
+      <w:proofErr w:type="spellEnd"/>
+    </w:p>
+    <w:p/>
+    <w:p>
+      <w:r>
+        <w:t>5. Choose exactly 2</w:t>
+      </w:r>
+    </w:p>
+    <w:p>
+      <w:r>
+        <w:t>for(</w:t>
+      </w:r>
+      <w:proofErr w:type="spellStart"/>
+      <w:r>
+        <w:t>i</w:t>
+      </w:r>
+      <w:proofErr w:type="spellEnd"/>
+      <w:r>
+        <w:t>)</w:t>
+      </w:r>
+    </w:p>
+    <w:p>
+      <w:r>
+        <w:t xml:space="preserve">    for(j)</w:t>
+      </w:r>
+    </w:p>
+    <w:p/>
+    <w:p>
+      <w:r>
+        <w:t>6. Choose any number</w:t>
+      </w:r>
+    </w:p>
+    <w:p>
+      <w:r>
+        <w:t>for(mask = 0; mask &lt; (1&lt;&lt;n); mask++)</w:t>
+      </w:r>
+    </w:p>
+    <w:p/>
+    <w:p>
+      <w:r>
+        <w:t>7. Choose exactly k</w:t>
+      </w:r>
+    </w:p>
+    <w:p>
+      <w:r>
+        <w:t>Enumerate all subsets</w:t>
+      </w:r>
+    </w:p>
+    <w:p>
+      <w:r>
+        <w:t>+</w:t>
+      </w:r>
+    </w:p>
+    <w:p>
+      <w:r>
+        <w:t>__</w:t>
+      </w:r>
+      <w:proofErr w:type="spellStart"/>
+      <w:r>
+        <w:t>builtin_popcount</w:t>
+      </w:r>
+      <w:proofErr w:type="spellEnd"/>
+      <w:r>
+        <w:t>(mask) == k</w:t>
       </w:r>
     </w:p>
     <w:sectPr>
@@ -686,6 +771,7 @@
   <w:style w:type="character" w:default="1" w:styleId="DefaultParagraphFont">
     <w:name w:val="Default Paragraph Font"/>
     <w:uiPriority w:val="1"/>
+    <w:semiHidden/>
     <w:unhideWhenUsed/>
   </w:style>
   <w:style w:type="table" w:default="1" w:styleId="TableNormal">
